--- a/public/Greencoat_Incident_Form_Mar2026.docx
+++ b/public/Greencoat_Incident_Form_Mar2026.docx
@@ -16,7 +16,7 @@
         <w:rPr>
           <w:rFonts w:ascii="Calibri" w:hAnsi="Calibri" w:cs="Calibri"/>
         </w:rPr>
-        <w:t>Incident Form (example)</w:t>
+        <w:t>Incident Form</w:t>
       </w:r>
       <w:bookmarkEnd w:id="0"/>
       <w:bookmarkEnd w:id="1"/>
